--- a/rapports/2026-06-06/EQ14/EQ14_sup_v2/DR_111202030030/24-74-27-92.docx
+++ b/rapports/2026-06-06/EQ14/EQ14_sup_v2/DR_111202030030/24-74-27-92.docx
@@ -297,7 +297,7 @@
           <w:color w:val="1F6FEB"/>
           <w:sz w:val="22"/>
         </w:rPr>
-        <w:t>⚠ INCOHÉRENCES À CORRIGER (88)</w:t>
+        <w:t>⚠ INCOHÉRENCES À CORRIGER (72)</w:t>
       </w:r>
     </w:p>
     <w:tbl>
@@ -544,7 +544,7 @@
                 <w:color w:val="16A34A"/>
                 <w:sz w:val="16"/>
               </w:rPr>
-              <w:t>—</w:t>
+              <w:t>s01q32, s01q36, s01q38, s04q37_modif, s02q33, s02q34, s01q00b</w:t>
             </w:r>
           </w:p>
         </w:tc>
@@ -575,7 +575,7 @@
                 <w:i w:val="0"/>
                 <w:sz w:val="17"/>
               </w:rPr>
-              <w:t>Incohérence!!! seulement les écoles privées paient les frais de scolarité (y compris les frais d'inscription).</w:t>
+              <w:t>Peu probable!!! Vu l'âge (13 ans) de OUMOU SAMBA DIOP ou l'année à laquelle OUMOU SAMBA DIOP a fréquenté l'école pour la dernière fois (.) le dernier diplome de OUMOU SAMBA DIOP ne peut être le Certificat d'études primaires (CEP), prière de corriger cette incohérence ou confirmer avec le QG.</w:t>
             </w:r>
           </w:p>
         </w:tc>
@@ -665,7 +665,7 @@
                 <w:i w:val="0"/>
                 <w:sz w:val="17"/>
               </w:rPr>
-              <w:t>Peu probable!!! Vu l'âge (13 ans) de OUMOU SAMBA DIOP ou l'année à laquelle OUMOU SAMBA DIOP a fréquenté l'école pour la dernière fois (.) le dernier diplome de OUMOU SAMBA DIOP ne peut être le Certificat d'études primaires (CEP), prière de corriger cette incohérence ou confirmer avec le QG.</w:t>
+              <w:t>Peu probable!!! Vu l'âge (17 ans) de THILLA THIAM ou l'année à laquelle THILLA THIAM a fréquenté l'école pour la dernière fois (.) le dernier diplome de THILLA THIAM ne peut être le Certificat d'études primaires (CEP), prière de corriger cette incohérence ou confirmer avec le QG.</w:t>
             </w:r>
           </w:p>
         </w:tc>
@@ -724,7 +724,7 @@
                 <w:color w:val="16A34A"/>
                 <w:sz w:val="16"/>
               </w:rPr>
-              <w:t>s01q32, s01q36, s01q38, s04q37_modif, s02q33, s02q34, s01q00b</w:t>
+              <w:t>s02q33, s01q00b</w:t>
             </w:r>
           </w:p>
         </w:tc>
@@ -755,7 +755,7 @@
                 <w:i w:val="0"/>
                 <w:sz w:val="17"/>
               </w:rPr>
-              <w:t>Peu probable!!! Vu l'âge (17 ans) de THILLA THIAM ou l'année à laquelle THILLA THIAM a fréquenté l'école pour la dernière fois (.) le dernier diplome de THILLA THIAM ne peut être le Certificat d'études primaires (CEP), prière de corriger cette incohérence ou confirmer avec le QG.</w:t>
+              <w:t>Incoherent!!! La dernière fois que AMINATA DIANKA a  fréquenté l'école est 9999.</w:t>
             </w:r>
           </w:p>
         </w:tc>
@@ -845,7 +845,7 @@
                 <w:i w:val="0"/>
                 <w:sz w:val="17"/>
               </w:rPr>
-              <w:t>Incoherent!!! La dernière fois que AMINATA DIANKA a  fréquenté l'école est 9999.</w:t>
+              <w:t>Incoherent!!! La dernière fois que SAMBA DIANKA a  fréquenté l'école est 9999.</w:t>
             </w:r>
           </w:p>
         </w:tc>
@@ -904,7 +904,7 @@
                 <w:color w:val="16A34A"/>
                 <w:sz w:val="16"/>
               </w:rPr>
-              <w:t>s02q33, s01q00b</w:t>
+              <w:t>—</w:t>
             </w:r>
           </w:p>
         </w:tc>
@@ -935,7 +935,7 @@
                 <w:i w:val="0"/>
                 <w:sz w:val="17"/>
               </w:rPr>
-              <w:t>Incoherent!!! La dernière fois que SAMBA DIANKA a  fréquenté l'école est 9999.</w:t>
+              <w:t>Incohérent!! Le niveau d'instruction déclaré par l'un des enfants (Primaire) au niveau de la section 1 de DJIBY DIANKA diffère de celui donné par DJIBY DIANKA lui-même qui affirme ne pas avoir frequenté l'école formelle.</w:t>
             </w:r>
           </w:p>
         </w:tc>
@@ -968,6 +968,456 @@
                 <w:i w:val="0"/>
                 <w:sz w:val="16"/>
               </w:rPr>
+              <w:t>S16</w:t>
+              <w:br/>
+            </w:r>
+            <w:r>
+              <w:rPr>
+                <w:b w:val="0"/>
+                <w:i w:val="0"/>
+                <w:color w:val="64748B"/>
+                <w:sz w:val="14"/>
+              </w:rPr>
+              <w:t>Agriculture</w:t>
+            </w:r>
+          </w:p>
+        </w:tc>
+        <w:tc>
+          <w:tcPr>
+            <w:tcW w:type="dxa" w:w="1531"/>
+          </w:tcPr>
+          <w:p>
+            <w:r>
+              <w:rPr>
+                <w:b/>
+                <w:i w:val="0"/>
+                <w:color w:val="16A34A"/>
+                <w:sz w:val="16"/>
+              </w:rPr>
+              <w:t>s00q07a, s00q08, s00q10, s00q13_0, s00q15_0, s00q17_0, s00q23a, s00q23b</w:t>
+            </w:r>
+          </w:p>
+        </w:tc>
+        <w:tc>
+          <w:tcPr>
+            <w:tcW w:type="dxa" w:w="1191"/>
+          </w:tcPr>
+          <w:p>
+            <w:r>
+              <w:rPr>
+                <w:b w:val="0"/>
+                <w:i w:val="0"/>
+                <w:color w:val="64748B"/>
+                <w:sz w:val="16"/>
+              </w:rPr>
+              <w:t>GT-CQ</w:t>
+            </w:r>
+          </w:p>
+        </w:tc>
+        <w:tc>
+          <w:tcPr>
+            <w:tcW w:type="dxa" w:w="4706"/>
+          </w:tcPr>
+          <w:p>
+            <w:r>
+              <w:rPr>
+                <w:b w:val="0"/>
+                <w:i w:val="0"/>
+                <w:sz w:val="17"/>
+              </w:rPr>
+              <w:t>La somme des quantités consommées (0 kg), des quantités offertes (12 kg),  des quantités vendus (0 kg) et des quantités en stock (0 kg) depasse la quantité totale (2 kg) que le ménage a eu après la recolte de Niébé , prière de corriger cette incoherence.</w:t>
+            </w:r>
+          </w:p>
+        </w:tc>
+      </w:tr>
+      <w:tr>
+        <w:tc>
+          <w:tcPr>
+            <w:tcW w:type="dxa" w:w="964"/>
+          </w:tcPr>
+          <w:p>
+            <w:r>
+              <w:rPr>
+                <w:b/>
+                <w:i w:val="0"/>
+                <w:color w:val="EA580C"/>
+                <w:sz w:val="16"/>
+              </w:rPr>
+              <w:t>Moyenne</w:t>
+            </w:r>
+          </w:p>
+        </w:tc>
+        <w:tc>
+          <w:tcPr>
+            <w:tcW w:type="dxa" w:w="1247"/>
+          </w:tcPr>
+          <w:p>
+            <w:r>
+              <w:rPr>
+                <w:b/>
+                <w:i w:val="0"/>
+                <w:sz w:val="16"/>
+              </w:rPr>
+              <w:t>S00</w:t>
+              <w:br/>
+            </w:r>
+            <w:r>
+              <w:rPr>
+                <w:b w:val="0"/>
+                <w:i w:val="0"/>
+                <w:color w:val="64748B"/>
+                <w:sz w:val="14"/>
+              </w:rPr>
+              <w:t>Identification</w:t>
+            </w:r>
+          </w:p>
+        </w:tc>
+        <w:tc>
+          <w:tcPr>
+            <w:tcW w:type="dxa" w:w="1531"/>
+          </w:tcPr>
+          <w:p>
+            <w:r>
+              <w:rPr>
+                <w:b/>
+                <w:i w:val="0"/>
+                <w:color w:val="16A34A"/>
+                <w:sz w:val="16"/>
+              </w:rPr>
+              <w:t>s00q27</w:t>
+            </w:r>
+          </w:p>
+        </w:tc>
+        <w:tc>
+          <w:tcPr>
+            <w:tcW w:type="dxa" w:w="1191"/>
+          </w:tcPr>
+          <w:p>
+            <w:r>
+              <w:rPr>
+                <w:b w:val="0"/>
+                <w:i w:val="0"/>
+                <w:color w:val="64748B"/>
+                <w:sz w:val="16"/>
+              </w:rPr>
+              <w:t>GT-CQ</w:t>
+            </w:r>
+          </w:p>
+        </w:tc>
+        <w:tc>
+          <w:tcPr>
+            <w:tcW w:type="dxa" w:w="4706"/>
+          </w:tcPr>
+          <w:p>
+            <w:r>
+              <w:rPr>
+                <w:b w:val="0"/>
+                <w:i w:val="0"/>
+                <w:sz w:val="17"/>
+              </w:rPr>
+              <w:t>Le questionnaire semble ne pas être complètement fini mais le questionnaire est en statut complet, prière de compléter le questionnaire.</w:t>
+            </w:r>
+          </w:p>
+        </w:tc>
+      </w:tr>
+      <w:tr>
+        <w:tc>
+          <w:tcPr>
+            <w:tcW w:type="dxa" w:w="964"/>
+          </w:tcPr>
+          <w:p>
+            <w:r>
+              <w:rPr>
+                <w:b/>
+                <w:i w:val="0"/>
+                <w:color w:val="EA580C"/>
+                <w:sz w:val="16"/>
+              </w:rPr>
+              <w:t>Moyenne</w:t>
+            </w:r>
+          </w:p>
+        </w:tc>
+        <w:tc>
+          <w:tcPr>
+            <w:tcW w:type="dxa" w:w="1247"/>
+          </w:tcPr>
+          <w:p>
+            <w:r>
+              <w:rPr>
+                <w:b/>
+                <w:i w:val="0"/>
+                <w:sz w:val="16"/>
+              </w:rPr>
+              <w:t>S00</w:t>
+              <w:br/>
+            </w:r>
+            <w:r>
+              <w:rPr>
+                <w:b w:val="0"/>
+                <w:i w:val="0"/>
+                <w:color w:val="64748B"/>
+                <w:sz w:val="14"/>
+              </w:rPr>
+              <w:t>Identification</w:t>
+            </w:r>
+          </w:p>
+        </w:tc>
+        <w:tc>
+          <w:tcPr>
+            <w:tcW w:type="dxa" w:w="1531"/>
+          </w:tcPr>
+          <w:p>
+            <w:r>
+              <w:rPr>
+                <w:b/>
+                <w:i w:val="0"/>
+                <w:color w:val="16A34A"/>
+                <w:sz w:val="16"/>
+              </w:rPr>
+              <w:t>—</w:t>
+            </w:r>
+          </w:p>
+        </w:tc>
+        <w:tc>
+          <w:tcPr>
+            <w:tcW w:type="dxa" w:w="1191"/>
+          </w:tcPr>
+          <w:p>
+            <w:r>
+              <w:rPr>
+                <w:b w:val="0"/>
+                <w:i w:val="0"/>
+                <w:color w:val="64748B"/>
+                <w:sz w:val="16"/>
+              </w:rPr>
+              <w:t>GT-CQ</w:t>
+            </w:r>
+          </w:p>
+        </w:tc>
+        <w:tc>
+          <w:tcPr>
+            <w:tcW w:type="dxa" w:w="4706"/>
+          </w:tcPr>
+          <w:p>
+            <w:r>
+              <w:rPr>
+                <w:b w:val="0"/>
+                <w:i w:val="0"/>
+                <w:sz w:val="17"/>
+              </w:rPr>
+              <w:t>L'adresse ou la localisation du ménage doit être bien renseignée, ne doit pas contenir des numéros de téléphone et elle semble courte pour être une adresse.</w:t>
+            </w:r>
+          </w:p>
+        </w:tc>
+      </w:tr>
+      <w:tr>
+        <w:tc>
+          <w:tcPr>
+            <w:tcW w:type="dxa" w:w="964"/>
+          </w:tcPr>
+          <w:p>
+            <w:r>
+              <w:rPr>
+                <w:b/>
+                <w:i w:val="0"/>
+                <w:color w:val="EA580C"/>
+                <w:sz w:val="16"/>
+              </w:rPr>
+              <w:t>Moyenne</w:t>
+            </w:r>
+          </w:p>
+        </w:tc>
+        <w:tc>
+          <w:tcPr>
+            <w:tcW w:type="dxa" w:w="1247"/>
+          </w:tcPr>
+          <w:p>
+            <w:r>
+              <w:rPr>
+                <w:b/>
+                <w:i w:val="0"/>
+                <w:sz w:val="16"/>
+              </w:rPr>
+              <w:t>S00</w:t>
+              <w:br/>
+            </w:r>
+            <w:r>
+              <w:rPr>
+                <w:b w:val="0"/>
+                <w:i w:val="0"/>
+                <w:color w:val="64748B"/>
+                <w:sz w:val="14"/>
+              </w:rPr>
+              <w:t>Identification</w:t>
+            </w:r>
+          </w:p>
+        </w:tc>
+        <w:tc>
+          <w:tcPr>
+            <w:tcW w:type="dxa" w:w="1531"/>
+          </w:tcPr>
+          <w:p>
+            <w:r>
+              <w:rPr>
+                <w:b/>
+                <w:i w:val="0"/>
+                <w:color w:val="16A34A"/>
+                <w:sz w:val="16"/>
+              </w:rPr>
+              <w:t>—</w:t>
+            </w:r>
+          </w:p>
+        </w:tc>
+        <w:tc>
+          <w:tcPr>
+            <w:tcW w:type="dxa" w:w="1191"/>
+          </w:tcPr>
+          <w:p>
+            <w:r>
+              <w:rPr>
+                <w:b w:val="0"/>
+                <w:i w:val="0"/>
+                <w:color w:val="64748B"/>
+                <w:sz w:val="16"/>
+              </w:rPr>
+              <w:t>GT-CQ</w:t>
+            </w:r>
+          </w:p>
+        </w:tc>
+        <w:tc>
+          <w:tcPr>
+            <w:tcW w:type="dxa" w:w="4706"/>
+          </w:tcPr>
+          <w:p>
+            <w:r>
+              <w:rPr>
+                <w:b w:val="0"/>
+                <w:i w:val="0"/>
+                <w:sz w:val="17"/>
+              </w:rPr>
+              <w:t>Prière de renseigner la bonne adresse.</w:t>
+            </w:r>
+          </w:p>
+        </w:tc>
+      </w:tr>
+      <w:tr>
+        <w:tc>
+          <w:tcPr>
+            <w:tcW w:type="dxa" w:w="964"/>
+          </w:tcPr>
+          <w:p>
+            <w:r>
+              <w:rPr>
+                <w:b/>
+                <w:i w:val="0"/>
+                <w:color w:val="EA580C"/>
+                <w:sz w:val="16"/>
+              </w:rPr>
+              <w:t>Moyenne</w:t>
+            </w:r>
+          </w:p>
+        </w:tc>
+        <w:tc>
+          <w:tcPr>
+            <w:tcW w:type="dxa" w:w="1247"/>
+          </w:tcPr>
+          <w:p>
+            <w:r>
+              <w:rPr>
+                <w:b/>
+                <w:i w:val="0"/>
+                <w:sz w:val="16"/>
+              </w:rPr>
+              <w:t>S01</w:t>
+              <w:br/>
+            </w:r>
+            <w:r>
+              <w:rPr>
+                <w:b w:val="0"/>
+                <w:i w:val="0"/>
+                <w:color w:val="64748B"/>
+                <w:sz w:val="14"/>
+              </w:rPr>
+              <w:t>Démographie</w:t>
+            </w:r>
+          </w:p>
+        </w:tc>
+        <w:tc>
+          <w:tcPr>
+            <w:tcW w:type="dxa" w:w="1531"/>
+          </w:tcPr>
+          <w:p>
+            <w:r>
+              <w:rPr>
+                <w:b/>
+                <w:i w:val="0"/>
+                <w:color w:val="16A34A"/>
+                <w:sz w:val="16"/>
+              </w:rPr>
+              <w:t>s01q10_1</w:t>
+            </w:r>
+          </w:p>
+        </w:tc>
+        <w:tc>
+          <w:tcPr>
+            <w:tcW w:type="dxa" w:w="1191"/>
+          </w:tcPr>
+          <w:p>
+            <w:r>
+              <w:rPr>
+                <w:b w:val="0"/>
+                <w:i w:val="0"/>
+                <w:color w:val="64748B"/>
+                <w:sz w:val="16"/>
+              </w:rPr>
+              <w:t>GT-CQ</w:t>
+            </w:r>
+          </w:p>
+        </w:tc>
+        <w:tc>
+          <w:tcPr>
+            <w:tcW w:type="dxa" w:w="4706"/>
+          </w:tcPr>
+          <w:p>
+            <w:r>
+              <w:rPr>
+                <w:b w:val="0"/>
+                <w:i w:val="0"/>
+                <w:sz w:val="17"/>
+              </w:rPr>
+              <w:t>La taille du ménage lors de l'enquête principale (12) de ce ménage est inférieur à la taille du denombrement (15), prière de fournir des explications concrètes ou aller revisiter le ménage.</w:t>
+            </w:r>
+          </w:p>
+        </w:tc>
+      </w:tr>
+      <w:tr>
+        <w:tc>
+          <w:tcPr>
+            <w:tcW w:type="dxa" w:w="964"/>
+          </w:tcPr>
+          <w:p>
+            <w:r>
+              <w:rPr>
+                <w:b/>
+                <w:i w:val="0"/>
+                <w:color w:val="EA580C"/>
+                <w:sz w:val="16"/>
+              </w:rPr>
+              <w:t>Moyenne</w:t>
+            </w:r>
+          </w:p>
+        </w:tc>
+        <w:tc>
+          <w:tcPr>
+            <w:tcW w:type="dxa" w:w="1247"/>
+          </w:tcPr>
+          <w:p>
+            <w:r>
+              <w:rPr>
+                <w:b/>
+                <w:i w:val="0"/>
+                <w:sz w:val="16"/>
+              </w:rPr>
               <w:t>S02</w:t>
               <w:br/>
             </w:r>
@@ -1025,7 +1475,7 @@
                 <w:i w:val="0"/>
                 <w:sz w:val="17"/>
               </w:rPr>
-              <w:t>Incohérent!! Le niveau d'instruction déclaré par l'un des enfants (Primaire) au niveau de la section 1 de DJIBY DIANKA diffère de celui donné par DJIBY DIANKA lui-même qui affirme ne pas avoir frequenté l'école formelle.</w:t>
+              <w:t>Attention!!! le montant payé de AÏSSATA DIOP pour la cotisation est de 450 FCFA qui semble faible.</w:t>
             </w:r>
           </w:p>
         </w:tc>
@@ -1040,10 +1490,10 @@
               <w:rPr>
                 <w:b/>
                 <w:i w:val="0"/>
-                <w:color w:val="DC2626"/>
+                <w:color w:val="EA580C"/>
                 <w:sz w:val="16"/>
               </w:rPr>
-              <w:t>Haute</w:t>
+              <w:t>Moyenne</w:t>
             </w:r>
           </w:p>
         </w:tc>
@@ -1058,7 +1508,7 @@
                 <w:i w:val="0"/>
                 <w:sz w:val="16"/>
               </w:rPr>
-              <w:t>S16</w:t>
+              <w:t>S02</w:t>
               <w:br/>
             </w:r>
             <w:r>
@@ -1068,7 +1518,7 @@
                 <w:color w:val="64748B"/>
                 <w:sz w:val="14"/>
               </w:rPr>
-              <w:t>Agriculture</w:t>
+              <w:t>Éducation</w:t>
             </w:r>
           </w:p>
         </w:tc>
@@ -1084,7 +1534,7 @@
                 <w:color w:val="16A34A"/>
                 <w:sz w:val="16"/>
               </w:rPr>
-              <w:t>s00q07a, s00q08, s00q10, s00q13_0, s00q15_0, s00q17_0, s00q23a, s00q23b</w:t>
+              <w:t>—</w:t>
             </w:r>
           </w:p>
         </w:tc>
@@ -1115,7 +1565,7 @@
                 <w:i w:val="0"/>
                 <w:sz w:val="17"/>
               </w:rPr>
-              <w:t>La somme des quantités consommées (0 kg), des quantités offertes (12 kg),  des quantités vendus (0 kg) et des quantités en stock (0 kg) depasse la quantité totale (2 kg) que le ménage a eu après la recolte de Niébé , prière de corriger cette incoherence.</w:t>
+              <w:t>Veuillez verifier cette information auprès de l'enquêté ou confirmer avec le QG.</w:t>
             </w:r>
           </w:p>
         </w:tc>
@@ -1148,7 +1598,7 @@
                 <w:i w:val="0"/>
                 <w:sz w:val="16"/>
               </w:rPr>
-              <w:t>S00</w:t>
+              <w:t>S02</w:t>
               <w:br/>
             </w:r>
             <w:r>
@@ -1158,7 +1608,7 @@
                 <w:color w:val="64748B"/>
                 <w:sz w:val="14"/>
               </w:rPr>
-              <w:t>Identification</w:t>
+              <w:t>Éducation</w:t>
             </w:r>
           </w:p>
         </w:tc>
@@ -1174,7 +1624,7 @@
                 <w:color w:val="16A34A"/>
                 <w:sz w:val="16"/>
               </w:rPr>
-              <w:t>s00q27</w:t>
+              <w:t>—</w:t>
             </w:r>
           </w:p>
         </w:tc>
@@ -1205,7 +1655,7 @@
                 <w:i w:val="0"/>
                 <w:sz w:val="17"/>
               </w:rPr>
-              <w:t>Le questionnaire semble ne pas être complètement fini mais le questionnaire est en statut complet, prière de compléter le questionnaire.</w:t>
+              <w:t>Le montant des frais de cantines ou de restauration (1000 FCFA) pour l'année scolaire de AÏSSATA DIOP qui fréquente 1ére année de Primaire  semble faible.</w:t>
             </w:r>
           </w:p>
         </w:tc>
@@ -1238,7 +1688,7 @@
                 <w:i w:val="0"/>
                 <w:sz w:val="16"/>
               </w:rPr>
-              <w:t>S00</w:t>
+              <w:t>S02</w:t>
               <w:br/>
             </w:r>
             <w:r>
@@ -1248,7 +1698,7 @@
                 <w:color w:val="64748B"/>
                 <w:sz w:val="14"/>
               </w:rPr>
-              <w:t>Identification</w:t>
+              <w:t>Éducation</w:t>
             </w:r>
           </w:p>
         </w:tc>
@@ -1295,7 +1745,7 @@
                 <w:i w:val="0"/>
                 <w:sz w:val="17"/>
               </w:rPr>
-              <w:t>L'adresse ou la localisation du ménage doit être bien renseignée, ne doit pas contenir des numéros de téléphone et elle semble courte pour être une adresse.</w:t>
+              <w:t>Veuillez, s'il vous plait, confirmer ces informations avec le QG ou apporter les corrections nécessaires.</w:t>
             </w:r>
           </w:p>
         </w:tc>
@@ -1328,7 +1778,7 @@
                 <w:i w:val="0"/>
                 <w:sz w:val="16"/>
               </w:rPr>
-              <w:t>S00</w:t>
+              <w:t>S02</w:t>
               <w:br/>
             </w:r>
             <w:r>
@@ -1338,7 +1788,7 @@
                 <w:color w:val="64748B"/>
                 <w:sz w:val="14"/>
               </w:rPr>
-              <w:t>Identification</w:t>
+              <w:t>Éducation</w:t>
             </w:r>
           </w:p>
         </w:tc>
@@ -1385,7 +1835,7 @@
                 <w:i w:val="0"/>
                 <w:sz w:val="17"/>
               </w:rPr>
-              <w:t>Prière de renseigner la bonne adresse.</w:t>
+              <w:t>Attention!!! le montant payé de COUMBA DIOP pour la cotisation est de 450 FCFA qui semble faible.</w:t>
             </w:r>
           </w:p>
         </w:tc>
@@ -1418,7 +1868,7 @@
                 <w:i w:val="0"/>
                 <w:sz w:val="16"/>
               </w:rPr>
-              <w:t>S01</w:t>
+              <w:t>S02</w:t>
               <w:br/>
             </w:r>
             <w:r>
@@ -1428,7 +1878,7 @@
                 <w:color w:val="64748B"/>
                 <w:sz w:val="14"/>
               </w:rPr>
-              <w:t>Démographie</w:t>
+              <w:t>Éducation</w:t>
             </w:r>
           </w:p>
         </w:tc>
@@ -1444,7 +1894,7 @@
                 <w:color w:val="16A34A"/>
                 <w:sz w:val="16"/>
               </w:rPr>
-              <w:t>s00q27, s01q03a, s01q03b, s01q03c, s01q00b</w:t>
+              <w:t>—</w:t>
             </w:r>
           </w:p>
         </w:tc>
@@ -1475,7 +1925,7 @@
                 <w:i w:val="0"/>
                 <w:sz w:val="17"/>
               </w:rPr>
-              <w:t>Les informations sur l'acte de naissance (ni Jours, ni mois et ni années) de  AÏSSATA DIOP  manquent, s'il vous plait pouvez-vous fournir d'effort pour avoir ces informations.</w:t>
+              <w:t>Le montant des frais de cantines ou de restauration (1000 FCFA) pour l'année scolaire de COUMBA DIOP qui fréquente 4ème année de Primaire  semble faible.</w:t>
             </w:r>
           </w:p>
         </w:tc>
@@ -1508,7 +1958,7 @@
                 <w:i w:val="0"/>
                 <w:sz w:val="16"/>
               </w:rPr>
-              <w:t>S01</w:t>
+              <w:t>S02</w:t>
               <w:br/>
             </w:r>
             <w:r>
@@ -1518,7 +1968,7 @@
                 <w:color w:val="64748B"/>
                 <w:sz w:val="14"/>
               </w:rPr>
-              <w:t>Démographie</w:t>
+              <w:t>Éducation</w:t>
             </w:r>
           </w:p>
         </w:tc>
@@ -1534,7 +1984,7 @@
                 <w:color w:val="16A34A"/>
                 <w:sz w:val="16"/>
               </w:rPr>
-              <w:t>s00q27, s01q03a, s01q03b, s01q03c, s01q00b</w:t>
+              <w:t>—</w:t>
             </w:r>
           </w:p>
         </w:tc>
@@ -1565,7 +2015,7 @@
                 <w:i w:val="0"/>
                 <w:sz w:val="17"/>
               </w:rPr>
-              <w:t>Les informations sur l'acte de naissance (ni Jours, ni mois et ni années) de  COUMBA DIOP  manquent, s'il vous plait pouvez-vous fournir d'effort pour avoir ces informations.</w:t>
+              <w:t>Attention!!! le montant payé de DJIBY THIAM pour la cotisation est de 450 FCFA qui semble faible.</w:t>
             </w:r>
           </w:p>
         </w:tc>
@@ -1598,7 +2048,7 @@
                 <w:i w:val="0"/>
                 <w:sz w:val="16"/>
               </w:rPr>
-              <w:t>S01</w:t>
+              <w:t>S02</w:t>
               <w:br/>
             </w:r>
             <w:r>
@@ -1608,7 +2058,7 @@
                 <w:color w:val="64748B"/>
                 <w:sz w:val="14"/>
               </w:rPr>
-              <w:t>Démographie</w:t>
+              <w:t>Éducation</w:t>
             </w:r>
           </w:p>
         </w:tc>
@@ -1624,7 +2074,7 @@
                 <w:color w:val="16A34A"/>
                 <w:sz w:val="16"/>
               </w:rPr>
-              <w:t>s00q27, s01q03a, s01q03b, s01q03c, s01q00b</w:t>
+              <w:t>—</w:t>
             </w:r>
           </w:p>
         </w:tc>
@@ -1655,7 +2105,7 @@
                 <w:i w:val="0"/>
                 <w:sz w:val="17"/>
               </w:rPr>
-              <w:t>Les informations sur l'acte de naissance (ni Jours, ni mois et ni années) de  FATY MBOW  manquent, s'il vous plait pouvez-vous fournir d'effort pour avoir ces informations.</w:t>
+              <w:t>Le montant des frais de cantines ou de restauration (1000 FCFA) pour l'année scolaire de DJIBY THIAM qui fréquente 4ème année de Primaire  semble faible.</w:t>
             </w:r>
           </w:p>
         </w:tc>
@@ -1688,7 +2138,7 @@
                 <w:i w:val="0"/>
                 <w:sz w:val="16"/>
               </w:rPr>
-              <w:t>S01</w:t>
+              <w:t>S02</w:t>
               <w:br/>
             </w:r>
             <w:r>
@@ -1698,7 +2148,7 @@
                 <w:color w:val="64748B"/>
                 <w:sz w:val="14"/>
               </w:rPr>
-              <w:t>Démographie</w:t>
+              <w:t>Éducation</w:t>
             </w:r>
           </w:p>
         </w:tc>
@@ -1714,7 +2164,7 @@
                 <w:color w:val="16A34A"/>
                 <w:sz w:val="16"/>
               </w:rPr>
-              <w:t>s00q27, s01q03a, s01q03b, s01q03c, s01q00b</w:t>
+              <w:t>—</w:t>
             </w:r>
           </w:p>
         </w:tc>
@@ -1745,7 +2195,7 @@
                 <w:i w:val="0"/>
                 <w:sz w:val="17"/>
               </w:rPr>
-              <w:t>Les informations sur l'acte de naissance (ni Jours, ni mois et ni années) de  GUISSE DIANKA  manquent, s'il vous plait pouvez-vous fournir d'effort pour avoir ces informations.</w:t>
+              <w:t>Attention!!! le montant payé de FATY MBOW pour la cotisation est de 450 FCFA qui semble faible.</w:t>
             </w:r>
           </w:p>
         </w:tc>
@@ -1778,7 +2228,7 @@
                 <w:i w:val="0"/>
                 <w:sz w:val="16"/>
               </w:rPr>
-              <w:t>S01</w:t>
+              <w:t>S02</w:t>
               <w:br/>
             </w:r>
             <w:r>
@@ -1788,7 +2238,7 @@
                 <w:color w:val="64748B"/>
                 <w:sz w:val="14"/>
               </w:rPr>
-              <w:t>Démographie</w:t>
+              <w:t>Éducation</w:t>
             </w:r>
           </w:p>
         </w:tc>
@@ -1804,7 +2254,7 @@
                 <w:color w:val="16A34A"/>
                 <w:sz w:val="16"/>
               </w:rPr>
-              <w:t>s00q27, s01q03a, s01q03b, s01q03c, s01q00b</w:t>
+              <w:t>—</w:t>
             </w:r>
           </w:p>
         </w:tc>
@@ -1835,7 +2285,7 @@
                 <w:i w:val="0"/>
                 <w:sz w:val="17"/>
               </w:rPr>
-              <w:t>Les informations sur l'acte de naissance (ni Jours, ni mois et ni années) de  SAMBA DIANKA  manquent, s'il vous plait pouvez-vous fournir d'effort pour avoir ces informations.</w:t>
+              <w:t>Le montant des frais de cantines ou de restauration (1000 FCFA) pour l'année scolaire de FATY MBOW qui fréquente 1ére année de Primaire  semble faible.</w:t>
             </w:r>
           </w:p>
         </w:tc>
@@ -1868,7 +2318,7 @@
                 <w:i w:val="0"/>
                 <w:sz w:val="16"/>
               </w:rPr>
-              <w:t>S01</w:t>
+              <w:t>S02</w:t>
               <w:br/>
             </w:r>
             <w:r>
@@ -1878,7 +2328,7 @@
                 <w:color w:val="64748B"/>
                 <w:sz w:val="14"/>
               </w:rPr>
-              <w:t>Démographie</w:t>
+              <w:t>Éducation</w:t>
             </w:r>
           </w:p>
         </w:tc>
@@ -1894,7 +2344,7 @@
                 <w:color w:val="16A34A"/>
                 <w:sz w:val="16"/>
               </w:rPr>
-              <w:t>s00q27, s01q03a, s01q03b, s01q03c, s01q00b</w:t>
+              <w:t>—</w:t>
             </w:r>
           </w:p>
         </w:tc>
@@ -1925,7 +2375,7 @@
                 <w:i w:val="0"/>
                 <w:sz w:val="17"/>
               </w:rPr>
-              <w:t>Les informations sur l'acte de naissance (ni Jours, ni mois et ni années) de  THIAMEL DIOP  manquent, s'il vous plait pouvez-vous fournir d'effort pour avoir ces informations.</w:t>
+              <w:t>Attention!!! le montant payé de GUISSE DIANKA pour la cotisation est de 450 FCFA qui semble faible.</w:t>
             </w:r>
           </w:p>
         </w:tc>
@@ -1958,7 +2408,7 @@
                 <w:i w:val="0"/>
                 <w:sz w:val="16"/>
               </w:rPr>
-              <w:t>S01</w:t>
+              <w:t>S02</w:t>
               <w:br/>
             </w:r>
             <w:r>
@@ -1968,7 +2418,7 @@
                 <w:color w:val="64748B"/>
                 <w:sz w:val="14"/>
               </w:rPr>
-              <w:t>Démographie</w:t>
+              <w:t>Éducation</w:t>
             </w:r>
           </w:p>
         </w:tc>
@@ -1984,7 +2434,7 @@
                 <w:color w:val="16A34A"/>
                 <w:sz w:val="16"/>
               </w:rPr>
-              <w:t>s00q27, s01q03a, s01q03b, s01q03c, s01q00b</w:t>
+              <w:t>—</w:t>
             </w:r>
           </w:p>
         </w:tc>
@@ -2015,7 +2465,7 @@
                 <w:i w:val="0"/>
                 <w:sz w:val="17"/>
               </w:rPr>
-              <w:t>Les informations sur l'acte de naissance (ni Jours, ni mois et ni années) de  THILLA THIAM  manquent, s'il vous plait pouvez-vous fournir d'effort pour avoir ces informations.</w:t>
+              <w:t>Le montant des frais de cantines ou de restauration (1000 FCFA) pour l'année scolaire de GUISSE DIANKA qui fréquente 2ème année de Primaire  semble faible.</w:t>
             </w:r>
           </w:p>
         </w:tc>
@@ -2048,7 +2498,7 @@
                 <w:i w:val="0"/>
                 <w:sz w:val="16"/>
               </w:rPr>
-              <w:t>S01</w:t>
+              <w:t>S02</w:t>
               <w:br/>
             </w:r>
             <w:r>
@@ -2058,7 +2508,7 @@
                 <w:color w:val="64748B"/>
                 <w:sz w:val="14"/>
               </w:rPr>
-              <w:t>Démographie</w:t>
+              <w:t>Éducation</w:t>
             </w:r>
           </w:p>
         </w:tc>
@@ -2074,7 +2524,7 @@
                 <w:color w:val="16A34A"/>
                 <w:sz w:val="16"/>
               </w:rPr>
-              <w:t>s01q10_1</w:t>
+              <w:t>—</w:t>
             </w:r>
           </w:p>
         </w:tc>
@@ -2105,7 +2555,7 @@
                 <w:i w:val="0"/>
                 <w:sz w:val="17"/>
               </w:rPr>
-              <w:t>La taille du ménage lors de l'enquête principale (12) de ce ménage est inférieur à la taille du denombrement (15), prière de fournir des explications concrètes ou aller revisiter le ménage.</w:t>
+              <w:t>Attention!!! le montant payé de OUMOU SAMBA DIOP pour la cotisation est de 150 FCFA qui semble faible.</w:t>
             </w:r>
           </w:p>
         </w:tc>
@@ -2195,7 +2645,7 @@
                 <w:i w:val="0"/>
                 <w:sz w:val="17"/>
               </w:rPr>
-              <w:t>veuillez, s'il vous plait, confirmer les frais de scolarité ( 1000 FCFA) payée de AÏSSATA DIOP avec le QG ou apporter les corrections nécessaires.</w:t>
+              <w:t>Le montant des frais de cantines ou de restauration (1000 FCFA) pour l'année scolaire de OUMOU SAMBA DIOP qui fréquente 6ème année de Primaire  semble faible.</w:t>
             </w:r>
           </w:p>
         </w:tc>
@@ -2285,7 +2735,7 @@
                 <w:i w:val="0"/>
                 <w:sz w:val="17"/>
               </w:rPr>
-              <w:t>Attention!!! le montant payé de AÏSSATA DIOP pour la cotisation est de 450 FCFA qui semble faible.</w:t>
+              <w:t>Attention!!! le montant payé de THIAMEL DIOP pour la cotisation est de 450 FCFA qui semble faible.</w:t>
             </w:r>
           </w:p>
         </w:tc>
@@ -2375,1897 +2825,7 @@
                 <w:i w:val="0"/>
                 <w:sz w:val="17"/>
               </w:rPr>
-              <w:t>Veuillez verifier cette information auprès de l'enquêté ou confirmer avec le QG.</w:t>
-            </w:r>
-          </w:p>
-        </w:tc>
-      </w:tr>
-      <w:tr>
-        <w:tc>
-          <w:tcPr>
-            <w:tcW w:type="dxa" w:w="964"/>
-          </w:tcPr>
-          <w:p>
-            <w:r>
-              <w:rPr>
-                <w:b/>
-                <w:i w:val="0"/>
-                <w:color w:val="EA580C"/>
-                <w:sz w:val="16"/>
-              </w:rPr>
-              <w:t>Moyenne</w:t>
-            </w:r>
-          </w:p>
-        </w:tc>
-        <w:tc>
-          <w:tcPr>
-            <w:tcW w:type="dxa" w:w="1247"/>
-          </w:tcPr>
-          <w:p>
-            <w:r>
-              <w:rPr>
-                <w:b/>
-                <w:i w:val="0"/>
-                <w:sz w:val="16"/>
-              </w:rPr>
-              <w:t>S02</w:t>
-              <w:br/>
-            </w:r>
-            <w:r>
-              <w:rPr>
-                <w:b w:val="0"/>
-                <w:i w:val="0"/>
-                <w:color w:val="64748B"/>
-                <w:sz w:val="14"/>
-              </w:rPr>
-              <w:t>Éducation</w:t>
-            </w:r>
-          </w:p>
-        </w:tc>
-        <w:tc>
-          <w:tcPr>
-            <w:tcW w:type="dxa" w:w="1531"/>
-          </w:tcPr>
-          <w:p>
-            <w:r>
-              <w:rPr>
-                <w:b/>
-                <w:i w:val="0"/>
-                <w:color w:val="16A34A"/>
-                <w:sz w:val="16"/>
-              </w:rPr>
-              <w:t>—</w:t>
-            </w:r>
-          </w:p>
-        </w:tc>
-        <w:tc>
-          <w:tcPr>
-            <w:tcW w:type="dxa" w:w="1191"/>
-          </w:tcPr>
-          <w:p>
-            <w:r>
-              <w:rPr>
-                <w:b w:val="0"/>
-                <w:i w:val="0"/>
-                <w:color w:val="64748B"/>
-                <w:sz w:val="16"/>
-              </w:rPr>
-              <w:t>GT-CQ</w:t>
-            </w:r>
-          </w:p>
-        </w:tc>
-        <w:tc>
-          <w:tcPr>
-            <w:tcW w:type="dxa" w:w="4706"/>
-          </w:tcPr>
-          <w:p>
-            <w:r>
-              <w:rPr>
-                <w:b w:val="0"/>
-                <w:i w:val="0"/>
-                <w:sz w:val="17"/>
-              </w:rPr>
-              <w:t>Le montant des frais de cantines ou de restauration (1000 FCFA) pour l'année scolaire de AÏSSATA DIOP qui fréquente 1ére année de Primaire  semble faible.</w:t>
-            </w:r>
-          </w:p>
-        </w:tc>
-      </w:tr>
-      <w:tr>
-        <w:tc>
-          <w:tcPr>
-            <w:tcW w:type="dxa" w:w="964"/>
-          </w:tcPr>
-          <w:p>
-            <w:r>
-              <w:rPr>
-                <w:b/>
-                <w:i w:val="0"/>
-                <w:color w:val="EA580C"/>
-                <w:sz w:val="16"/>
-              </w:rPr>
-              <w:t>Moyenne</w:t>
-            </w:r>
-          </w:p>
-        </w:tc>
-        <w:tc>
-          <w:tcPr>
-            <w:tcW w:type="dxa" w:w="1247"/>
-          </w:tcPr>
-          <w:p>
-            <w:r>
-              <w:rPr>
-                <w:b/>
-                <w:i w:val="0"/>
-                <w:sz w:val="16"/>
-              </w:rPr>
-              <w:t>S02</w:t>
-              <w:br/>
-            </w:r>
-            <w:r>
-              <w:rPr>
-                <w:b w:val="0"/>
-                <w:i w:val="0"/>
-                <w:color w:val="64748B"/>
-                <w:sz w:val="14"/>
-              </w:rPr>
-              <w:t>Éducation</w:t>
-            </w:r>
-          </w:p>
-        </w:tc>
-        <w:tc>
-          <w:tcPr>
-            <w:tcW w:type="dxa" w:w="1531"/>
-          </w:tcPr>
-          <w:p>
-            <w:r>
-              <w:rPr>
-                <w:b/>
-                <w:i w:val="0"/>
-                <w:color w:val="16A34A"/>
-                <w:sz w:val="16"/>
-              </w:rPr>
-              <w:t>—</w:t>
-            </w:r>
-          </w:p>
-        </w:tc>
-        <w:tc>
-          <w:tcPr>
-            <w:tcW w:type="dxa" w:w="1191"/>
-          </w:tcPr>
-          <w:p>
-            <w:r>
-              <w:rPr>
-                <w:b w:val="0"/>
-                <w:i w:val="0"/>
-                <w:color w:val="64748B"/>
-                <w:sz w:val="16"/>
-              </w:rPr>
-              <w:t>GT-CQ</w:t>
-            </w:r>
-          </w:p>
-        </w:tc>
-        <w:tc>
-          <w:tcPr>
-            <w:tcW w:type="dxa" w:w="4706"/>
-          </w:tcPr>
-          <w:p>
-            <w:r>
-              <w:rPr>
-                <w:b w:val="0"/>
-                <w:i w:val="0"/>
-                <w:sz w:val="17"/>
-              </w:rPr>
-              <w:t>Veuillez, s'il vous plait, confirmer ces informations avec le QG ou apporter les corrections nécessaires.</w:t>
-            </w:r>
-          </w:p>
-        </w:tc>
-      </w:tr>
-      <w:tr>
-        <w:tc>
-          <w:tcPr>
-            <w:tcW w:type="dxa" w:w="964"/>
-          </w:tcPr>
-          <w:p>
-            <w:r>
-              <w:rPr>
-                <w:b/>
-                <w:i w:val="0"/>
-                <w:color w:val="EA580C"/>
-                <w:sz w:val="16"/>
-              </w:rPr>
-              <w:t>Moyenne</w:t>
-            </w:r>
-          </w:p>
-        </w:tc>
-        <w:tc>
-          <w:tcPr>
-            <w:tcW w:type="dxa" w:w="1247"/>
-          </w:tcPr>
-          <w:p>
-            <w:r>
-              <w:rPr>
-                <w:b/>
-                <w:i w:val="0"/>
-                <w:sz w:val="16"/>
-              </w:rPr>
-              <w:t>S02</w:t>
-              <w:br/>
-            </w:r>
-            <w:r>
-              <w:rPr>
-                <w:b w:val="0"/>
-                <w:i w:val="0"/>
-                <w:color w:val="64748B"/>
-                <w:sz w:val="14"/>
-              </w:rPr>
-              <w:t>Éducation</w:t>
-            </w:r>
-          </w:p>
-        </w:tc>
-        <w:tc>
-          <w:tcPr>
-            <w:tcW w:type="dxa" w:w="1531"/>
-          </w:tcPr>
-          <w:p>
-            <w:r>
-              <w:rPr>
-                <w:b/>
-                <w:i w:val="0"/>
-                <w:color w:val="16A34A"/>
-                <w:sz w:val="16"/>
-              </w:rPr>
-              <w:t>—</w:t>
-            </w:r>
-          </w:p>
-        </w:tc>
-        <w:tc>
-          <w:tcPr>
-            <w:tcW w:type="dxa" w:w="1191"/>
-          </w:tcPr>
-          <w:p>
-            <w:r>
-              <w:rPr>
-                <w:b w:val="0"/>
-                <w:i w:val="0"/>
-                <w:color w:val="64748B"/>
-                <w:sz w:val="16"/>
-              </w:rPr>
-              <w:t>GT-CQ</w:t>
-            </w:r>
-          </w:p>
-        </w:tc>
-        <w:tc>
-          <w:tcPr>
-            <w:tcW w:type="dxa" w:w="4706"/>
-          </w:tcPr>
-          <w:p>
-            <w:r>
-              <w:rPr>
-                <w:b w:val="0"/>
-                <w:i w:val="0"/>
-                <w:sz w:val="17"/>
-              </w:rPr>
-              <w:t>veuillez, s'il vous plait, confirmer les frais de scolarité ( 1000 FCFA) payée de COUMBA DIOP avec le QG ou apporter les corrections nécessaires.</w:t>
-            </w:r>
-          </w:p>
-        </w:tc>
-      </w:tr>
-      <w:tr>
-        <w:tc>
-          <w:tcPr>
-            <w:tcW w:type="dxa" w:w="964"/>
-          </w:tcPr>
-          <w:p>
-            <w:r>
-              <w:rPr>
-                <w:b/>
-                <w:i w:val="0"/>
-                <w:color w:val="EA580C"/>
-                <w:sz w:val="16"/>
-              </w:rPr>
-              <w:t>Moyenne</w:t>
-            </w:r>
-          </w:p>
-        </w:tc>
-        <w:tc>
-          <w:tcPr>
-            <w:tcW w:type="dxa" w:w="1247"/>
-          </w:tcPr>
-          <w:p>
-            <w:r>
-              <w:rPr>
-                <w:b/>
-                <w:i w:val="0"/>
-                <w:sz w:val="16"/>
-              </w:rPr>
-              <w:t>S02</w:t>
-              <w:br/>
-            </w:r>
-            <w:r>
-              <w:rPr>
-                <w:b w:val="0"/>
-                <w:i w:val="0"/>
-                <w:color w:val="64748B"/>
-                <w:sz w:val="14"/>
-              </w:rPr>
-              <w:t>Éducation</w:t>
-            </w:r>
-          </w:p>
-        </w:tc>
-        <w:tc>
-          <w:tcPr>
-            <w:tcW w:type="dxa" w:w="1531"/>
-          </w:tcPr>
-          <w:p>
-            <w:r>
-              <w:rPr>
-                <w:b/>
-                <w:i w:val="0"/>
-                <w:color w:val="16A34A"/>
-                <w:sz w:val="16"/>
-              </w:rPr>
-              <w:t>—</w:t>
-            </w:r>
-          </w:p>
-        </w:tc>
-        <w:tc>
-          <w:tcPr>
-            <w:tcW w:type="dxa" w:w="1191"/>
-          </w:tcPr>
-          <w:p>
-            <w:r>
-              <w:rPr>
-                <w:b w:val="0"/>
-                <w:i w:val="0"/>
-                <w:color w:val="64748B"/>
-                <w:sz w:val="16"/>
-              </w:rPr>
-              <w:t>GT-CQ</w:t>
-            </w:r>
-          </w:p>
-        </w:tc>
-        <w:tc>
-          <w:tcPr>
-            <w:tcW w:type="dxa" w:w="4706"/>
-          </w:tcPr>
-          <w:p>
-            <w:r>
-              <w:rPr>
-                <w:b w:val="0"/>
-                <w:i w:val="0"/>
-                <w:sz w:val="17"/>
-              </w:rPr>
-              <w:t>Attention!!! le montant payé de COUMBA DIOP pour la cotisation est de 450 FCFA qui semble faible.</w:t>
-            </w:r>
-          </w:p>
-        </w:tc>
-      </w:tr>
-      <w:tr>
-        <w:tc>
-          <w:tcPr>
-            <w:tcW w:type="dxa" w:w="964"/>
-          </w:tcPr>
-          <w:p>
-            <w:r>
-              <w:rPr>
-                <w:b/>
-                <w:i w:val="0"/>
-                <w:color w:val="EA580C"/>
-                <w:sz w:val="16"/>
-              </w:rPr>
-              <w:t>Moyenne</w:t>
-            </w:r>
-          </w:p>
-        </w:tc>
-        <w:tc>
-          <w:tcPr>
-            <w:tcW w:type="dxa" w:w="1247"/>
-          </w:tcPr>
-          <w:p>
-            <w:r>
-              <w:rPr>
-                <w:b/>
-                <w:i w:val="0"/>
-                <w:sz w:val="16"/>
-              </w:rPr>
-              <w:t>S02</w:t>
-              <w:br/>
-            </w:r>
-            <w:r>
-              <w:rPr>
-                <w:b w:val="0"/>
-                <w:i w:val="0"/>
-                <w:color w:val="64748B"/>
-                <w:sz w:val="14"/>
-              </w:rPr>
-              <w:t>Éducation</w:t>
-            </w:r>
-          </w:p>
-        </w:tc>
-        <w:tc>
-          <w:tcPr>
-            <w:tcW w:type="dxa" w:w="1531"/>
-          </w:tcPr>
-          <w:p>
-            <w:r>
-              <w:rPr>
-                <w:b/>
-                <w:i w:val="0"/>
-                <w:color w:val="16A34A"/>
-                <w:sz w:val="16"/>
-              </w:rPr>
-              <w:t>—</w:t>
-            </w:r>
-          </w:p>
-        </w:tc>
-        <w:tc>
-          <w:tcPr>
-            <w:tcW w:type="dxa" w:w="1191"/>
-          </w:tcPr>
-          <w:p>
-            <w:r>
-              <w:rPr>
-                <w:b w:val="0"/>
-                <w:i w:val="0"/>
-                <w:color w:val="64748B"/>
-                <w:sz w:val="16"/>
-              </w:rPr>
-              <w:t>GT-CQ</w:t>
-            </w:r>
-          </w:p>
-        </w:tc>
-        <w:tc>
-          <w:tcPr>
-            <w:tcW w:type="dxa" w:w="4706"/>
-          </w:tcPr>
-          <w:p>
-            <w:r>
-              <w:rPr>
-                <w:b w:val="0"/>
-                <w:i w:val="0"/>
-                <w:sz w:val="17"/>
-              </w:rPr>
-              <w:t>Le montant des frais de cantines ou de restauration (1000 FCFA) pour l'année scolaire de COUMBA DIOP qui fréquente 4ème année de Primaire  semble faible.</w:t>
-            </w:r>
-          </w:p>
-        </w:tc>
-      </w:tr>
-      <w:tr>
-        <w:tc>
-          <w:tcPr>
-            <w:tcW w:type="dxa" w:w="964"/>
-          </w:tcPr>
-          <w:p>
-            <w:r>
-              <w:rPr>
-                <w:b/>
-                <w:i w:val="0"/>
-                <w:color w:val="EA580C"/>
-                <w:sz w:val="16"/>
-              </w:rPr>
-              <w:t>Moyenne</w:t>
-            </w:r>
-          </w:p>
-        </w:tc>
-        <w:tc>
-          <w:tcPr>
-            <w:tcW w:type="dxa" w:w="1247"/>
-          </w:tcPr>
-          <w:p>
-            <w:r>
-              <w:rPr>
-                <w:b/>
-                <w:i w:val="0"/>
-                <w:sz w:val="16"/>
-              </w:rPr>
-              <w:t>S02</w:t>
-              <w:br/>
-            </w:r>
-            <w:r>
-              <w:rPr>
-                <w:b w:val="0"/>
-                <w:i w:val="0"/>
-                <w:color w:val="64748B"/>
-                <w:sz w:val="14"/>
-              </w:rPr>
-              <w:t>Éducation</w:t>
-            </w:r>
-          </w:p>
-        </w:tc>
-        <w:tc>
-          <w:tcPr>
-            <w:tcW w:type="dxa" w:w="1531"/>
-          </w:tcPr>
-          <w:p>
-            <w:r>
-              <w:rPr>
-                <w:b/>
-                <w:i w:val="0"/>
-                <w:color w:val="16A34A"/>
-                <w:sz w:val="16"/>
-              </w:rPr>
-              <w:t>—</w:t>
-            </w:r>
-          </w:p>
-        </w:tc>
-        <w:tc>
-          <w:tcPr>
-            <w:tcW w:type="dxa" w:w="1191"/>
-          </w:tcPr>
-          <w:p>
-            <w:r>
-              <w:rPr>
-                <w:b w:val="0"/>
-                <w:i w:val="0"/>
-                <w:color w:val="64748B"/>
-                <w:sz w:val="16"/>
-              </w:rPr>
-              <w:t>GT-CQ</w:t>
-            </w:r>
-          </w:p>
-        </w:tc>
-        <w:tc>
-          <w:tcPr>
-            <w:tcW w:type="dxa" w:w="4706"/>
-          </w:tcPr>
-          <w:p>
-            <w:r>
-              <w:rPr>
-                <w:b w:val="0"/>
-                <w:i w:val="0"/>
-                <w:sz w:val="17"/>
-              </w:rPr>
-              <w:t>veuillez, s'il vous plait, confirmer les frais de scolarité ( 1000 FCFA) payée de DJIBY THIAM avec le QG ou apporter les corrections nécessaires.</w:t>
-            </w:r>
-          </w:p>
-        </w:tc>
-      </w:tr>
-      <w:tr>
-        <w:tc>
-          <w:tcPr>
-            <w:tcW w:type="dxa" w:w="964"/>
-          </w:tcPr>
-          <w:p>
-            <w:r>
-              <w:rPr>
-                <w:b/>
-                <w:i w:val="0"/>
-                <w:color w:val="EA580C"/>
-                <w:sz w:val="16"/>
-              </w:rPr>
-              <w:t>Moyenne</w:t>
-            </w:r>
-          </w:p>
-        </w:tc>
-        <w:tc>
-          <w:tcPr>
-            <w:tcW w:type="dxa" w:w="1247"/>
-          </w:tcPr>
-          <w:p>
-            <w:r>
-              <w:rPr>
-                <w:b/>
-                <w:i w:val="0"/>
-                <w:sz w:val="16"/>
-              </w:rPr>
-              <w:t>S02</w:t>
-              <w:br/>
-            </w:r>
-            <w:r>
-              <w:rPr>
-                <w:b w:val="0"/>
-                <w:i w:val="0"/>
-                <w:color w:val="64748B"/>
-                <w:sz w:val="14"/>
-              </w:rPr>
-              <w:t>Éducation</w:t>
-            </w:r>
-          </w:p>
-        </w:tc>
-        <w:tc>
-          <w:tcPr>
-            <w:tcW w:type="dxa" w:w="1531"/>
-          </w:tcPr>
-          <w:p>
-            <w:r>
-              <w:rPr>
-                <w:b/>
-                <w:i w:val="0"/>
-                <w:color w:val="16A34A"/>
-                <w:sz w:val="16"/>
-              </w:rPr>
-              <w:t>—</w:t>
-            </w:r>
-          </w:p>
-        </w:tc>
-        <w:tc>
-          <w:tcPr>
-            <w:tcW w:type="dxa" w:w="1191"/>
-          </w:tcPr>
-          <w:p>
-            <w:r>
-              <w:rPr>
-                <w:b w:val="0"/>
-                <w:i w:val="0"/>
-                <w:color w:val="64748B"/>
-                <w:sz w:val="16"/>
-              </w:rPr>
-              <w:t>GT-CQ</w:t>
-            </w:r>
-          </w:p>
-        </w:tc>
-        <w:tc>
-          <w:tcPr>
-            <w:tcW w:type="dxa" w:w="4706"/>
-          </w:tcPr>
-          <w:p>
-            <w:r>
-              <w:rPr>
-                <w:b w:val="0"/>
-                <w:i w:val="0"/>
-                <w:sz w:val="17"/>
-              </w:rPr>
-              <w:t>Attention!!! le montant payé de DJIBY THIAM pour la cotisation est de 450 FCFA qui semble faible.</w:t>
-            </w:r>
-          </w:p>
-        </w:tc>
-      </w:tr>
-      <w:tr>
-        <w:tc>
-          <w:tcPr>
-            <w:tcW w:type="dxa" w:w="964"/>
-          </w:tcPr>
-          <w:p>
-            <w:r>
-              <w:rPr>
-                <w:b/>
-                <w:i w:val="0"/>
-                <w:color w:val="EA580C"/>
-                <w:sz w:val="16"/>
-              </w:rPr>
-              <w:t>Moyenne</w:t>
-            </w:r>
-          </w:p>
-        </w:tc>
-        <w:tc>
-          <w:tcPr>
-            <w:tcW w:type="dxa" w:w="1247"/>
-          </w:tcPr>
-          <w:p>
-            <w:r>
-              <w:rPr>
-                <w:b/>
-                <w:i w:val="0"/>
-                <w:sz w:val="16"/>
-              </w:rPr>
-              <w:t>S02</w:t>
-              <w:br/>
-            </w:r>
-            <w:r>
-              <w:rPr>
-                <w:b w:val="0"/>
-                <w:i w:val="0"/>
-                <w:color w:val="64748B"/>
-                <w:sz w:val="14"/>
-              </w:rPr>
-              <w:t>Éducation</w:t>
-            </w:r>
-          </w:p>
-        </w:tc>
-        <w:tc>
-          <w:tcPr>
-            <w:tcW w:type="dxa" w:w="1531"/>
-          </w:tcPr>
-          <w:p>
-            <w:r>
-              <w:rPr>
-                <w:b/>
-                <w:i w:val="0"/>
-                <w:color w:val="16A34A"/>
-                <w:sz w:val="16"/>
-              </w:rPr>
-              <w:t>—</w:t>
-            </w:r>
-          </w:p>
-        </w:tc>
-        <w:tc>
-          <w:tcPr>
-            <w:tcW w:type="dxa" w:w="1191"/>
-          </w:tcPr>
-          <w:p>
-            <w:r>
-              <w:rPr>
-                <w:b w:val="0"/>
-                <w:i w:val="0"/>
-                <w:color w:val="64748B"/>
-                <w:sz w:val="16"/>
-              </w:rPr>
-              <w:t>GT-CQ</w:t>
-            </w:r>
-          </w:p>
-        </w:tc>
-        <w:tc>
-          <w:tcPr>
-            <w:tcW w:type="dxa" w:w="4706"/>
-          </w:tcPr>
-          <w:p>
-            <w:r>
-              <w:rPr>
-                <w:b w:val="0"/>
-                <w:i w:val="0"/>
-                <w:sz w:val="17"/>
-              </w:rPr>
-              <w:t>Le montant des frais de cantines ou de restauration (1000 FCFA) pour l'année scolaire de DJIBY THIAM qui fréquente 4ème année de Primaire  semble faible.</w:t>
-            </w:r>
-          </w:p>
-        </w:tc>
-      </w:tr>
-      <w:tr>
-        <w:tc>
-          <w:tcPr>
-            <w:tcW w:type="dxa" w:w="964"/>
-          </w:tcPr>
-          <w:p>
-            <w:r>
-              <w:rPr>
-                <w:b/>
-                <w:i w:val="0"/>
-                <w:color w:val="EA580C"/>
-                <w:sz w:val="16"/>
-              </w:rPr>
-              <w:t>Moyenne</w:t>
-            </w:r>
-          </w:p>
-        </w:tc>
-        <w:tc>
-          <w:tcPr>
-            <w:tcW w:type="dxa" w:w="1247"/>
-          </w:tcPr>
-          <w:p>
-            <w:r>
-              <w:rPr>
-                <w:b/>
-                <w:i w:val="0"/>
-                <w:sz w:val="16"/>
-              </w:rPr>
-              <w:t>S02</w:t>
-              <w:br/>
-            </w:r>
-            <w:r>
-              <w:rPr>
-                <w:b w:val="0"/>
-                <w:i w:val="0"/>
-                <w:color w:val="64748B"/>
-                <w:sz w:val="14"/>
-              </w:rPr>
-              <w:t>Éducation</w:t>
-            </w:r>
-          </w:p>
-        </w:tc>
-        <w:tc>
-          <w:tcPr>
-            <w:tcW w:type="dxa" w:w="1531"/>
-          </w:tcPr>
-          <w:p>
-            <w:r>
-              <w:rPr>
-                <w:b/>
-                <w:i w:val="0"/>
-                <w:color w:val="16A34A"/>
-                <w:sz w:val="16"/>
-              </w:rPr>
-              <w:t>—</w:t>
-            </w:r>
-          </w:p>
-        </w:tc>
-        <w:tc>
-          <w:tcPr>
-            <w:tcW w:type="dxa" w:w="1191"/>
-          </w:tcPr>
-          <w:p>
-            <w:r>
-              <w:rPr>
-                <w:b w:val="0"/>
-                <w:i w:val="0"/>
-                <w:color w:val="64748B"/>
-                <w:sz w:val="16"/>
-              </w:rPr>
-              <w:t>GT-CQ</w:t>
-            </w:r>
-          </w:p>
-        </w:tc>
-        <w:tc>
-          <w:tcPr>
-            <w:tcW w:type="dxa" w:w="4706"/>
-          </w:tcPr>
-          <w:p>
-            <w:r>
-              <w:rPr>
-                <w:b w:val="0"/>
-                <w:i w:val="0"/>
-                <w:sz w:val="17"/>
-              </w:rPr>
-              <w:t>veuillez, s'il vous plait, confirmer les frais de scolarité ( 1000 FCFA) payée de FATY MBOW avec le QG ou apporter les corrections nécessaires.</w:t>
-            </w:r>
-          </w:p>
-        </w:tc>
-      </w:tr>
-      <w:tr>
-        <w:tc>
-          <w:tcPr>
-            <w:tcW w:type="dxa" w:w="964"/>
-          </w:tcPr>
-          <w:p>
-            <w:r>
-              <w:rPr>
-                <w:b/>
-                <w:i w:val="0"/>
-                <w:color w:val="EA580C"/>
-                <w:sz w:val="16"/>
-              </w:rPr>
-              <w:t>Moyenne</w:t>
-            </w:r>
-          </w:p>
-        </w:tc>
-        <w:tc>
-          <w:tcPr>
-            <w:tcW w:type="dxa" w:w="1247"/>
-          </w:tcPr>
-          <w:p>
-            <w:r>
-              <w:rPr>
-                <w:b/>
-                <w:i w:val="0"/>
-                <w:sz w:val="16"/>
-              </w:rPr>
-              <w:t>S02</w:t>
-              <w:br/>
-            </w:r>
-            <w:r>
-              <w:rPr>
-                <w:b w:val="0"/>
-                <w:i w:val="0"/>
-                <w:color w:val="64748B"/>
-                <w:sz w:val="14"/>
-              </w:rPr>
-              <w:t>Éducation</w:t>
-            </w:r>
-          </w:p>
-        </w:tc>
-        <w:tc>
-          <w:tcPr>
-            <w:tcW w:type="dxa" w:w="1531"/>
-          </w:tcPr>
-          <w:p>
-            <w:r>
-              <w:rPr>
-                <w:b/>
-                <w:i w:val="0"/>
-                <w:color w:val="16A34A"/>
-                <w:sz w:val="16"/>
-              </w:rPr>
-              <w:t>—</w:t>
-            </w:r>
-          </w:p>
-        </w:tc>
-        <w:tc>
-          <w:tcPr>
-            <w:tcW w:type="dxa" w:w="1191"/>
-          </w:tcPr>
-          <w:p>
-            <w:r>
-              <w:rPr>
-                <w:b w:val="0"/>
-                <w:i w:val="0"/>
-                <w:color w:val="64748B"/>
-                <w:sz w:val="16"/>
-              </w:rPr>
-              <w:t>GT-CQ</w:t>
-            </w:r>
-          </w:p>
-        </w:tc>
-        <w:tc>
-          <w:tcPr>
-            <w:tcW w:type="dxa" w:w="4706"/>
-          </w:tcPr>
-          <w:p>
-            <w:r>
-              <w:rPr>
-                <w:b w:val="0"/>
-                <w:i w:val="0"/>
-                <w:sz w:val="17"/>
-              </w:rPr>
-              <w:t>Attention!!! le montant payé de FATY MBOW pour la cotisation est de 450 FCFA qui semble faible.</w:t>
-            </w:r>
-          </w:p>
-        </w:tc>
-      </w:tr>
-      <w:tr>
-        <w:tc>
-          <w:tcPr>
-            <w:tcW w:type="dxa" w:w="964"/>
-          </w:tcPr>
-          <w:p>
-            <w:r>
-              <w:rPr>
-                <w:b/>
-                <w:i w:val="0"/>
-                <w:color w:val="EA580C"/>
-                <w:sz w:val="16"/>
-              </w:rPr>
-              <w:t>Moyenne</w:t>
-            </w:r>
-          </w:p>
-        </w:tc>
-        <w:tc>
-          <w:tcPr>
-            <w:tcW w:type="dxa" w:w="1247"/>
-          </w:tcPr>
-          <w:p>
-            <w:r>
-              <w:rPr>
-                <w:b/>
-                <w:i w:val="0"/>
-                <w:sz w:val="16"/>
-              </w:rPr>
-              <w:t>S02</w:t>
-              <w:br/>
-            </w:r>
-            <w:r>
-              <w:rPr>
-                <w:b w:val="0"/>
-                <w:i w:val="0"/>
-                <w:color w:val="64748B"/>
-                <w:sz w:val="14"/>
-              </w:rPr>
-              <w:t>Éducation</w:t>
-            </w:r>
-          </w:p>
-        </w:tc>
-        <w:tc>
-          <w:tcPr>
-            <w:tcW w:type="dxa" w:w="1531"/>
-          </w:tcPr>
-          <w:p>
-            <w:r>
-              <w:rPr>
-                <w:b/>
-                <w:i w:val="0"/>
-                <w:color w:val="16A34A"/>
-                <w:sz w:val="16"/>
-              </w:rPr>
-              <w:t>—</w:t>
-            </w:r>
-          </w:p>
-        </w:tc>
-        <w:tc>
-          <w:tcPr>
-            <w:tcW w:type="dxa" w:w="1191"/>
-          </w:tcPr>
-          <w:p>
-            <w:r>
-              <w:rPr>
-                <w:b w:val="0"/>
-                <w:i w:val="0"/>
-                <w:color w:val="64748B"/>
-                <w:sz w:val="16"/>
-              </w:rPr>
-              <w:t>GT-CQ</w:t>
-            </w:r>
-          </w:p>
-        </w:tc>
-        <w:tc>
-          <w:tcPr>
-            <w:tcW w:type="dxa" w:w="4706"/>
-          </w:tcPr>
-          <w:p>
-            <w:r>
-              <w:rPr>
-                <w:b w:val="0"/>
-                <w:i w:val="0"/>
-                <w:sz w:val="17"/>
-              </w:rPr>
-              <w:t>Le montant des frais de cantines ou de restauration (1000 FCFA) pour l'année scolaire de FATY MBOW qui fréquente 1ére année de Primaire  semble faible.</w:t>
-            </w:r>
-          </w:p>
-        </w:tc>
-      </w:tr>
-      <w:tr>
-        <w:tc>
-          <w:tcPr>
-            <w:tcW w:type="dxa" w:w="964"/>
-          </w:tcPr>
-          <w:p>
-            <w:r>
-              <w:rPr>
-                <w:b/>
-                <w:i w:val="0"/>
-                <w:color w:val="EA580C"/>
-                <w:sz w:val="16"/>
-              </w:rPr>
-              <w:t>Moyenne</w:t>
-            </w:r>
-          </w:p>
-        </w:tc>
-        <w:tc>
-          <w:tcPr>
-            <w:tcW w:type="dxa" w:w="1247"/>
-          </w:tcPr>
-          <w:p>
-            <w:r>
-              <w:rPr>
-                <w:b/>
-                <w:i w:val="0"/>
-                <w:sz w:val="16"/>
-              </w:rPr>
-              <w:t>S02</w:t>
-              <w:br/>
-            </w:r>
-            <w:r>
-              <w:rPr>
-                <w:b w:val="0"/>
-                <w:i w:val="0"/>
-                <w:color w:val="64748B"/>
-                <w:sz w:val="14"/>
-              </w:rPr>
-              <w:t>Éducation</w:t>
-            </w:r>
-          </w:p>
-        </w:tc>
-        <w:tc>
-          <w:tcPr>
-            <w:tcW w:type="dxa" w:w="1531"/>
-          </w:tcPr>
-          <w:p>
-            <w:r>
-              <w:rPr>
-                <w:b/>
-                <w:i w:val="0"/>
-                <w:color w:val="16A34A"/>
-                <w:sz w:val="16"/>
-              </w:rPr>
-              <w:t>—</w:t>
-            </w:r>
-          </w:p>
-        </w:tc>
-        <w:tc>
-          <w:tcPr>
-            <w:tcW w:type="dxa" w:w="1191"/>
-          </w:tcPr>
-          <w:p>
-            <w:r>
-              <w:rPr>
-                <w:b w:val="0"/>
-                <w:i w:val="0"/>
-                <w:color w:val="64748B"/>
-                <w:sz w:val="16"/>
-              </w:rPr>
-              <w:t>GT-CQ</w:t>
-            </w:r>
-          </w:p>
-        </w:tc>
-        <w:tc>
-          <w:tcPr>
-            <w:tcW w:type="dxa" w:w="4706"/>
-          </w:tcPr>
-          <w:p>
-            <w:r>
-              <w:rPr>
-                <w:b w:val="0"/>
-                <w:i w:val="0"/>
-                <w:sz w:val="17"/>
-              </w:rPr>
-              <w:t>veuillez, s'il vous plait, confirmer les frais de scolarité ( 1000 FCFA) payée de GUISSE DIANKA avec le QG ou apporter les corrections nécessaires.</w:t>
-            </w:r>
-          </w:p>
-        </w:tc>
-      </w:tr>
-      <w:tr>
-        <w:tc>
-          <w:tcPr>
-            <w:tcW w:type="dxa" w:w="964"/>
-          </w:tcPr>
-          <w:p>
-            <w:r>
-              <w:rPr>
-                <w:b/>
-                <w:i w:val="0"/>
-                <w:color w:val="EA580C"/>
-                <w:sz w:val="16"/>
-              </w:rPr>
-              <w:t>Moyenne</w:t>
-            </w:r>
-          </w:p>
-        </w:tc>
-        <w:tc>
-          <w:tcPr>
-            <w:tcW w:type="dxa" w:w="1247"/>
-          </w:tcPr>
-          <w:p>
-            <w:r>
-              <w:rPr>
-                <w:b/>
-                <w:i w:val="0"/>
-                <w:sz w:val="16"/>
-              </w:rPr>
-              <w:t>S02</w:t>
-              <w:br/>
-            </w:r>
-            <w:r>
-              <w:rPr>
-                <w:b w:val="0"/>
-                <w:i w:val="0"/>
-                <w:color w:val="64748B"/>
-                <w:sz w:val="14"/>
-              </w:rPr>
-              <w:t>Éducation</w:t>
-            </w:r>
-          </w:p>
-        </w:tc>
-        <w:tc>
-          <w:tcPr>
-            <w:tcW w:type="dxa" w:w="1531"/>
-          </w:tcPr>
-          <w:p>
-            <w:r>
-              <w:rPr>
-                <w:b/>
-                <w:i w:val="0"/>
-                <w:color w:val="16A34A"/>
-                <w:sz w:val="16"/>
-              </w:rPr>
-              <w:t>—</w:t>
-            </w:r>
-          </w:p>
-        </w:tc>
-        <w:tc>
-          <w:tcPr>
-            <w:tcW w:type="dxa" w:w="1191"/>
-          </w:tcPr>
-          <w:p>
-            <w:r>
-              <w:rPr>
-                <w:b w:val="0"/>
-                <w:i w:val="0"/>
-                <w:color w:val="64748B"/>
-                <w:sz w:val="16"/>
-              </w:rPr>
-              <w:t>GT-CQ</w:t>
-            </w:r>
-          </w:p>
-        </w:tc>
-        <w:tc>
-          <w:tcPr>
-            <w:tcW w:type="dxa" w:w="4706"/>
-          </w:tcPr>
-          <w:p>
-            <w:r>
-              <w:rPr>
-                <w:b w:val="0"/>
-                <w:i w:val="0"/>
-                <w:sz w:val="17"/>
-              </w:rPr>
-              <w:t>Attention!!! le montant payé de GUISSE DIANKA pour la cotisation est de 450 FCFA qui semble faible.</w:t>
-            </w:r>
-          </w:p>
-        </w:tc>
-      </w:tr>
-      <w:tr>
-        <w:tc>
-          <w:tcPr>
-            <w:tcW w:type="dxa" w:w="964"/>
-          </w:tcPr>
-          <w:p>
-            <w:r>
-              <w:rPr>
-                <w:b/>
-                <w:i w:val="0"/>
-                <w:color w:val="EA580C"/>
-                <w:sz w:val="16"/>
-              </w:rPr>
-              <w:t>Moyenne</w:t>
-            </w:r>
-          </w:p>
-        </w:tc>
-        <w:tc>
-          <w:tcPr>
-            <w:tcW w:type="dxa" w:w="1247"/>
-          </w:tcPr>
-          <w:p>
-            <w:r>
-              <w:rPr>
-                <w:b/>
-                <w:i w:val="0"/>
-                <w:sz w:val="16"/>
-              </w:rPr>
-              <w:t>S02</w:t>
-              <w:br/>
-            </w:r>
-            <w:r>
-              <w:rPr>
-                <w:b w:val="0"/>
-                <w:i w:val="0"/>
-                <w:color w:val="64748B"/>
-                <w:sz w:val="14"/>
-              </w:rPr>
-              <w:t>Éducation</w:t>
-            </w:r>
-          </w:p>
-        </w:tc>
-        <w:tc>
-          <w:tcPr>
-            <w:tcW w:type="dxa" w:w="1531"/>
-          </w:tcPr>
-          <w:p>
-            <w:r>
-              <w:rPr>
-                <w:b/>
-                <w:i w:val="0"/>
-                <w:color w:val="16A34A"/>
-                <w:sz w:val="16"/>
-              </w:rPr>
-              <w:t>—</w:t>
-            </w:r>
-          </w:p>
-        </w:tc>
-        <w:tc>
-          <w:tcPr>
-            <w:tcW w:type="dxa" w:w="1191"/>
-          </w:tcPr>
-          <w:p>
-            <w:r>
-              <w:rPr>
-                <w:b w:val="0"/>
-                <w:i w:val="0"/>
-                <w:color w:val="64748B"/>
-                <w:sz w:val="16"/>
-              </w:rPr>
-              <w:t>GT-CQ</w:t>
-            </w:r>
-          </w:p>
-        </w:tc>
-        <w:tc>
-          <w:tcPr>
-            <w:tcW w:type="dxa" w:w="4706"/>
-          </w:tcPr>
-          <w:p>
-            <w:r>
-              <w:rPr>
-                <w:b w:val="0"/>
-                <w:i w:val="0"/>
-                <w:sz w:val="17"/>
-              </w:rPr>
-              <w:t>Le montant des frais de cantines ou de restauration (1000 FCFA) pour l'année scolaire de GUISSE DIANKA qui fréquente 2ème année de Primaire  semble faible.</w:t>
-            </w:r>
-          </w:p>
-        </w:tc>
-      </w:tr>
-      <w:tr>
-        <w:tc>
-          <w:tcPr>
-            <w:tcW w:type="dxa" w:w="964"/>
-          </w:tcPr>
-          <w:p>
-            <w:r>
-              <w:rPr>
-                <w:b/>
-                <w:i w:val="0"/>
-                <w:color w:val="EA580C"/>
-                <w:sz w:val="16"/>
-              </w:rPr>
-              <w:t>Moyenne</w:t>
-            </w:r>
-          </w:p>
-        </w:tc>
-        <w:tc>
-          <w:tcPr>
-            <w:tcW w:type="dxa" w:w="1247"/>
-          </w:tcPr>
-          <w:p>
-            <w:r>
-              <w:rPr>
-                <w:b/>
-                <w:i w:val="0"/>
-                <w:sz w:val="16"/>
-              </w:rPr>
-              <w:t>S02</w:t>
-              <w:br/>
-            </w:r>
-            <w:r>
-              <w:rPr>
-                <w:b w:val="0"/>
-                <w:i w:val="0"/>
-                <w:color w:val="64748B"/>
-                <w:sz w:val="14"/>
-              </w:rPr>
-              <w:t>Éducation</w:t>
-            </w:r>
-          </w:p>
-        </w:tc>
-        <w:tc>
-          <w:tcPr>
-            <w:tcW w:type="dxa" w:w="1531"/>
-          </w:tcPr>
-          <w:p>
-            <w:r>
-              <w:rPr>
-                <w:b/>
-                <w:i w:val="0"/>
-                <w:color w:val="16A34A"/>
-                <w:sz w:val="16"/>
-              </w:rPr>
-              <w:t>—</w:t>
-            </w:r>
-          </w:p>
-        </w:tc>
-        <w:tc>
-          <w:tcPr>
-            <w:tcW w:type="dxa" w:w="1191"/>
-          </w:tcPr>
-          <w:p>
-            <w:r>
-              <w:rPr>
-                <w:b w:val="0"/>
-                <w:i w:val="0"/>
-                <w:color w:val="64748B"/>
-                <w:sz w:val="16"/>
-              </w:rPr>
-              <w:t>GT-CQ</w:t>
-            </w:r>
-          </w:p>
-        </w:tc>
-        <w:tc>
-          <w:tcPr>
-            <w:tcW w:type="dxa" w:w="4706"/>
-          </w:tcPr>
-          <w:p>
-            <w:r>
-              <w:rPr>
-                <w:b w:val="0"/>
-                <w:i w:val="0"/>
-                <w:sz w:val="17"/>
-              </w:rPr>
-              <w:t>veuillez, s'il vous plait, confirmer les frais de scolarité ( 1000 FCFA) payée de OUMOU SAMBA DIOP avec le QG ou apporter les corrections nécessaires.</w:t>
-            </w:r>
-          </w:p>
-        </w:tc>
-      </w:tr>
-      <w:tr>
-        <w:tc>
-          <w:tcPr>
-            <w:tcW w:type="dxa" w:w="964"/>
-          </w:tcPr>
-          <w:p>
-            <w:r>
-              <w:rPr>
-                <w:b/>
-                <w:i w:val="0"/>
-                <w:color w:val="EA580C"/>
-                <w:sz w:val="16"/>
-              </w:rPr>
-              <w:t>Moyenne</w:t>
-            </w:r>
-          </w:p>
-        </w:tc>
-        <w:tc>
-          <w:tcPr>
-            <w:tcW w:type="dxa" w:w="1247"/>
-          </w:tcPr>
-          <w:p>
-            <w:r>
-              <w:rPr>
-                <w:b/>
-                <w:i w:val="0"/>
-                <w:sz w:val="16"/>
-              </w:rPr>
-              <w:t>S02</w:t>
-              <w:br/>
-            </w:r>
-            <w:r>
-              <w:rPr>
-                <w:b w:val="0"/>
-                <w:i w:val="0"/>
-                <w:color w:val="64748B"/>
-                <w:sz w:val="14"/>
-              </w:rPr>
-              <w:t>Éducation</w:t>
-            </w:r>
-          </w:p>
-        </w:tc>
-        <w:tc>
-          <w:tcPr>
-            <w:tcW w:type="dxa" w:w="1531"/>
-          </w:tcPr>
-          <w:p>
-            <w:r>
-              <w:rPr>
-                <w:b/>
-                <w:i w:val="0"/>
-                <w:color w:val="16A34A"/>
-                <w:sz w:val="16"/>
-              </w:rPr>
-              <w:t>—</w:t>
-            </w:r>
-          </w:p>
-        </w:tc>
-        <w:tc>
-          <w:tcPr>
-            <w:tcW w:type="dxa" w:w="1191"/>
-          </w:tcPr>
-          <w:p>
-            <w:r>
-              <w:rPr>
-                <w:b w:val="0"/>
-                <w:i w:val="0"/>
-                <w:color w:val="64748B"/>
-                <w:sz w:val="16"/>
-              </w:rPr>
-              <w:t>GT-CQ</w:t>
-            </w:r>
-          </w:p>
-        </w:tc>
-        <w:tc>
-          <w:tcPr>
-            <w:tcW w:type="dxa" w:w="4706"/>
-          </w:tcPr>
-          <w:p>
-            <w:r>
-              <w:rPr>
-                <w:b w:val="0"/>
-                <w:i w:val="0"/>
-                <w:sz w:val="17"/>
-              </w:rPr>
-              <w:t>Attention!!! le montant payé de OUMOU SAMBA DIOP pour la cotisation est de 150 FCFA qui semble faible.</w:t>
-            </w:r>
-          </w:p>
-        </w:tc>
-      </w:tr>
-      <w:tr>
-        <w:tc>
-          <w:tcPr>
-            <w:tcW w:type="dxa" w:w="964"/>
-          </w:tcPr>
-          <w:p>
-            <w:r>
-              <w:rPr>
-                <w:b/>
-                <w:i w:val="0"/>
-                <w:color w:val="EA580C"/>
-                <w:sz w:val="16"/>
-              </w:rPr>
-              <w:t>Moyenne</w:t>
-            </w:r>
-          </w:p>
-        </w:tc>
-        <w:tc>
-          <w:tcPr>
-            <w:tcW w:type="dxa" w:w="1247"/>
-          </w:tcPr>
-          <w:p>
-            <w:r>
-              <w:rPr>
-                <w:b/>
-                <w:i w:val="0"/>
-                <w:sz w:val="16"/>
-              </w:rPr>
-              <w:t>S02</w:t>
-              <w:br/>
-            </w:r>
-            <w:r>
-              <w:rPr>
-                <w:b w:val="0"/>
-                <w:i w:val="0"/>
-                <w:color w:val="64748B"/>
-                <w:sz w:val="14"/>
-              </w:rPr>
-              <w:t>Éducation</w:t>
-            </w:r>
-          </w:p>
-        </w:tc>
-        <w:tc>
-          <w:tcPr>
-            <w:tcW w:type="dxa" w:w="1531"/>
-          </w:tcPr>
-          <w:p>
-            <w:r>
-              <w:rPr>
-                <w:b/>
-                <w:i w:val="0"/>
-                <w:color w:val="16A34A"/>
-                <w:sz w:val="16"/>
-              </w:rPr>
-              <w:t>—</w:t>
-            </w:r>
-          </w:p>
-        </w:tc>
-        <w:tc>
-          <w:tcPr>
-            <w:tcW w:type="dxa" w:w="1191"/>
-          </w:tcPr>
-          <w:p>
-            <w:r>
-              <w:rPr>
-                <w:b w:val="0"/>
-                <w:i w:val="0"/>
-                <w:color w:val="64748B"/>
-                <w:sz w:val="16"/>
-              </w:rPr>
-              <w:t>GT-CQ</w:t>
-            </w:r>
-          </w:p>
-        </w:tc>
-        <w:tc>
-          <w:tcPr>
-            <w:tcW w:type="dxa" w:w="4706"/>
-          </w:tcPr>
-          <w:p>
-            <w:r>
-              <w:rPr>
-                <w:b w:val="0"/>
-                <w:i w:val="0"/>
-                <w:sz w:val="17"/>
-              </w:rPr>
-              <w:t>Le montant des frais de cantines ou de restauration (1000 FCFA) pour l'année scolaire de OUMOU SAMBA DIOP qui fréquente 6ème année de Primaire  semble faible.</w:t>
-            </w:r>
-          </w:p>
-        </w:tc>
-      </w:tr>
-      <w:tr>
-        <w:tc>
-          <w:tcPr>
-            <w:tcW w:type="dxa" w:w="964"/>
-          </w:tcPr>
-          <w:p>
-            <w:r>
-              <w:rPr>
-                <w:b/>
-                <w:i w:val="0"/>
-                <w:color w:val="EA580C"/>
-                <w:sz w:val="16"/>
-              </w:rPr>
-              <w:t>Moyenne</w:t>
-            </w:r>
-          </w:p>
-        </w:tc>
-        <w:tc>
-          <w:tcPr>
-            <w:tcW w:type="dxa" w:w="1247"/>
-          </w:tcPr>
-          <w:p>
-            <w:r>
-              <w:rPr>
-                <w:b/>
-                <w:i w:val="0"/>
-                <w:sz w:val="16"/>
-              </w:rPr>
-              <w:t>S02</w:t>
-              <w:br/>
-            </w:r>
-            <w:r>
-              <w:rPr>
-                <w:b w:val="0"/>
-                <w:i w:val="0"/>
-                <w:color w:val="64748B"/>
-                <w:sz w:val="14"/>
-              </w:rPr>
-              <w:t>Éducation</w:t>
-            </w:r>
-          </w:p>
-        </w:tc>
-        <w:tc>
-          <w:tcPr>
-            <w:tcW w:type="dxa" w:w="1531"/>
-          </w:tcPr>
-          <w:p>
-            <w:r>
-              <w:rPr>
-                <w:b/>
-                <w:i w:val="0"/>
-                <w:color w:val="16A34A"/>
-                <w:sz w:val="16"/>
-              </w:rPr>
-              <w:t>—</w:t>
-            </w:r>
-          </w:p>
-        </w:tc>
-        <w:tc>
-          <w:tcPr>
-            <w:tcW w:type="dxa" w:w="1191"/>
-          </w:tcPr>
-          <w:p>
-            <w:r>
-              <w:rPr>
-                <w:b w:val="0"/>
-                <w:i w:val="0"/>
-                <w:color w:val="64748B"/>
-                <w:sz w:val="16"/>
-              </w:rPr>
-              <w:t>GT-CQ</w:t>
-            </w:r>
-          </w:p>
-        </w:tc>
-        <w:tc>
-          <w:tcPr>
-            <w:tcW w:type="dxa" w:w="4706"/>
-          </w:tcPr>
-          <w:p>
-            <w:r>
-              <w:rPr>
-                <w:b w:val="0"/>
-                <w:i w:val="0"/>
-                <w:sz w:val="17"/>
-              </w:rPr>
-              <w:t>veuillez, s'il vous plait, confirmer les frais de scolarité ( 1000 FCFA) payée de THIAMEL DIOP avec le QG ou apporter les corrections nécessaires.</w:t>
-            </w:r>
-          </w:p>
-        </w:tc>
-      </w:tr>
-      <w:tr>
-        <w:tc>
-          <w:tcPr>
-            <w:tcW w:type="dxa" w:w="964"/>
-          </w:tcPr>
-          <w:p>
-            <w:r>
-              <w:rPr>
-                <w:b/>
-                <w:i w:val="0"/>
-                <w:color w:val="EA580C"/>
-                <w:sz w:val="16"/>
-              </w:rPr>
-              <w:t>Moyenne</w:t>
-            </w:r>
-          </w:p>
-        </w:tc>
-        <w:tc>
-          <w:tcPr>
-            <w:tcW w:type="dxa" w:w="1247"/>
-          </w:tcPr>
-          <w:p>
-            <w:r>
-              <w:rPr>
-                <w:b/>
-                <w:i w:val="0"/>
-                <w:sz w:val="16"/>
-              </w:rPr>
-              <w:t>S02</w:t>
-              <w:br/>
-            </w:r>
-            <w:r>
-              <w:rPr>
-                <w:b w:val="0"/>
-                <w:i w:val="0"/>
-                <w:color w:val="64748B"/>
-                <w:sz w:val="14"/>
-              </w:rPr>
-              <w:t>Éducation</w:t>
-            </w:r>
-          </w:p>
-        </w:tc>
-        <w:tc>
-          <w:tcPr>
-            <w:tcW w:type="dxa" w:w="1531"/>
-          </w:tcPr>
-          <w:p>
-            <w:r>
-              <w:rPr>
-                <w:b/>
-                <w:i w:val="0"/>
-                <w:color w:val="16A34A"/>
-                <w:sz w:val="16"/>
-              </w:rPr>
-              <w:t>—</w:t>
-            </w:r>
-          </w:p>
-        </w:tc>
-        <w:tc>
-          <w:tcPr>
-            <w:tcW w:type="dxa" w:w="1191"/>
-          </w:tcPr>
-          <w:p>
-            <w:r>
-              <w:rPr>
-                <w:b w:val="0"/>
-                <w:i w:val="0"/>
-                <w:color w:val="64748B"/>
-                <w:sz w:val="16"/>
-              </w:rPr>
-              <w:t>GT-CQ</w:t>
-            </w:r>
-          </w:p>
-        </w:tc>
-        <w:tc>
-          <w:tcPr>
-            <w:tcW w:type="dxa" w:w="4706"/>
-          </w:tcPr>
-          <w:p>
-            <w:r>
-              <w:rPr>
-                <w:b w:val="0"/>
-                <w:i w:val="0"/>
-                <w:sz w:val="17"/>
-              </w:rPr>
-              <w:t>Attention!!! le montant payé de THIAMEL DIOP pour la cotisation est de 450 FCFA qui semble faible.</w:t>
-            </w:r>
-          </w:p>
-        </w:tc>
-      </w:tr>
-      <w:tr>
-        <w:tc>
-          <w:tcPr>
-            <w:tcW w:type="dxa" w:w="964"/>
-          </w:tcPr>
-          <w:p>
-            <w:r>
-              <w:rPr>
-                <w:b/>
-                <w:i w:val="0"/>
-                <w:color w:val="EA580C"/>
-                <w:sz w:val="16"/>
-              </w:rPr>
-              <w:t>Moyenne</w:t>
-            </w:r>
-          </w:p>
-        </w:tc>
-        <w:tc>
-          <w:tcPr>
-            <w:tcW w:type="dxa" w:w="1247"/>
-          </w:tcPr>
-          <w:p>
-            <w:r>
-              <w:rPr>
-                <w:b/>
-                <w:i w:val="0"/>
-                <w:sz w:val="16"/>
-              </w:rPr>
-              <w:t>S02</w:t>
-              <w:br/>
-            </w:r>
-            <w:r>
-              <w:rPr>
-                <w:b w:val="0"/>
-                <w:i w:val="0"/>
-                <w:color w:val="64748B"/>
-                <w:sz w:val="14"/>
-              </w:rPr>
-              <w:t>Éducation</w:t>
-            </w:r>
-          </w:p>
-        </w:tc>
-        <w:tc>
-          <w:tcPr>
-            <w:tcW w:type="dxa" w:w="1531"/>
-          </w:tcPr>
-          <w:p>
-            <w:r>
-              <w:rPr>
-                <w:b/>
-                <w:i w:val="0"/>
-                <w:color w:val="16A34A"/>
-                <w:sz w:val="16"/>
-              </w:rPr>
-              <w:t>—</w:t>
-            </w:r>
-          </w:p>
-        </w:tc>
-        <w:tc>
-          <w:tcPr>
-            <w:tcW w:type="dxa" w:w="1191"/>
-          </w:tcPr>
-          <w:p>
-            <w:r>
-              <w:rPr>
-                <w:b w:val="0"/>
-                <w:i w:val="0"/>
-                <w:color w:val="64748B"/>
-                <w:sz w:val="16"/>
-              </w:rPr>
-              <w:t>GT-CQ</w:t>
-            </w:r>
-          </w:p>
-        </w:tc>
-        <w:tc>
-          <w:tcPr>
-            <w:tcW w:type="dxa" w:w="4706"/>
-          </w:tcPr>
-          <w:p>
-            <w:r>
-              <w:rPr>
-                <w:b w:val="0"/>
-                <w:i w:val="0"/>
-                <w:sz w:val="17"/>
-              </w:rPr>
               <w:t>Le montant des frais de cantines ou de restauration (1000 FCFA) pour l'année scolaire de THIAMEL DIOP qui fréquente 4ème année de Primaire  semble faible.</w:t>
-            </w:r>
-          </w:p>
-        </w:tc>
-      </w:tr>
-      <w:tr>
-        <w:tc>
-          <w:tcPr>
-            <w:tcW w:type="dxa" w:w="964"/>
-          </w:tcPr>
-          <w:p>
-            <w:r>
-              <w:rPr>
-                <w:b/>
-                <w:i w:val="0"/>
-                <w:color w:val="EA580C"/>
-                <w:sz w:val="16"/>
-              </w:rPr>
-              <w:t>Moyenne</w:t>
-            </w:r>
-          </w:p>
-        </w:tc>
-        <w:tc>
-          <w:tcPr>
-            <w:tcW w:type="dxa" w:w="1247"/>
-          </w:tcPr>
-          <w:p>
-            <w:r>
-              <w:rPr>
-                <w:b/>
-                <w:i w:val="0"/>
-                <w:sz w:val="16"/>
-              </w:rPr>
-              <w:t>S02</w:t>
-              <w:br/>
-            </w:r>
-            <w:r>
-              <w:rPr>
-                <w:b w:val="0"/>
-                <w:i w:val="0"/>
-                <w:color w:val="64748B"/>
-                <w:sz w:val="14"/>
-              </w:rPr>
-              <w:t>Éducation</w:t>
-            </w:r>
-          </w:p>
-        </w:tc>
-        <w:tc>
-          <w:tcPr>
-            <w:tcW w:type="dxa" w:w="1531"/>
-          </w:tcPr>
-          <w:p>
-            <w:r>
-              <w:rPr>
-                <w:b/>
-                <w:i w:val="0"/>
-                <w:color w:val="16A34A"/>
-                <w:sz w:val="16"/>
-              </w:rPr>
-              <w:t>—</w:t>
-            </w:r>
-          </w:p>
-        </w:tc>
-        <w:tc>
-          <w:tcPr>
-            <w:tcW w:type="dxa" w:w="1191"/>
-          </w:tcPr>
-          <w:p>
-            <w:r>
-              <w:rPr>
-                <w:b w:val="0"/>
-                <w:i w:val="0"/>
-                <w:color w:val="64748B"/>
-                <w:sz w:val="16"/>
-              </w:rPr>
-              <w:t>GT-CQ</w:t>
-            </w:r>
-          </w:p>
-        </w:tc>
-        <w:tc>
-          <w:tcPr>
-            <w:tcW w:type="dxa" w:w="4706"/>
-          </w:tcPr>
-          <w:p>
-            <w:r>
-              <w:rPr>
-                <w:b w:val="0"/>
-                <w:i w:val="0"/>
-                <w:sz w:val="17"/>
-              </w:rPr>
-              <w:t>veuillez, s'il vous plait, confirmer les frais de scolarité ( 5000 FCFA) payée de THILLA THIAM avec le QG ou apporter les corrections nécessaires.</w:t>
             </w:r>
           </w:p>
         </w:tc>
